--- a/uploads/Die Nachbehandlung.docx
+++ b/uploads/Die Nachbehandlung.docx
@@ -1,6 +1,6 @@
 
 <file path=word/document.xml><?xml version="1.0" encoding="utf-8"?>
-<w:document xmlns:wpc="http://schemas.microsoft.com/office/word/2010/wordprocessingCanvas" xmlns:cx="http://schemas.microsoft.com/office/drawing/2014/chartex" xmlns:cx1="http://schemas.microsoft.com/office/drawing/2015/9/8/chartex" xmlns:cx2="http://schemas.microsoft.com/office/drawing/2015/10/21/chartex" xmlns:cx3="http://schemas.microsoft.com/office/drawing/2016/5/9/chartex" xmlns:cx4="http://schemas.microsoft.com/office/drawing/2016/5/10/chartex" xmlns:cx5="http://schemas.microsoft.com/office/drawing/2016/5/11/chartex" xmlns:cx6="http://schemas.microsoft.com/office/drawing/2016/5/12/chartex" xmlns:cx7="http://schemas.microsoft.com/office/drawing/2016/5/13/chartex" xmlns:cx8="http://schemas.microsoft.com/office/drawing/2016/5/14/chartex" xmlns:mc="http://schemas.openxmlformats.org/markup-compatibility/2006" xmlns:aink="http://schemas.microsoft.com/office/drawing/2016/ink" xmlns:am3d="http://schemas.microsoft.com/office/drawing/2017/model3d" xmlns:o="urn:schemas-microsoft-com:office:office" xmlns:oel="http://schemas.microsoft.com/office/2019/extlst" xmlns:r="http://schemas.openxmlformats.org/officeDocument/2006/relationships" xmlns:m="http://schemas.openxmlformats.org/officeDocument/2006/math" xmlns:v="urn:schemas-microsoft-com:vml" xmlns:wp14="http://schemas.microsoft.com/office/word/2010/wordprocessingDrawing" xmlns:wp="http://schemas.openxmlformats.org/drawingml/2006/wordprocessingDrawing" xmlns:w10="urn:schemas-microsoft-com:office:word" xmlns:w="http://schemas.openxmlformats.org/wordprocessingml/2006/main" xmlns:w14="http://schemas.microsoft.com/office/word/2010/wordml" xmlns:w15="http://schemas.microsoft.com/office/word/2012/wordml" xmlns:w16cex="http://schemas.microsoft.com/office/word/2018/wordml/cex" xmlns:w16cid="http://schemas.microsoft.com/office/word/2016/wordml/cid" xmlns:w16="http://schemas.microsoft.com/office/word/2018/wordml" xmlns:w16du="http://schemas.microsoft.com/office/word/2023/wordml/word16du" xmlns:w16sdtdh="http://schemas.microsoft.com/office/word/2020/wordml/sdtdatahash" xmlns:w16sdtfl="http://schemas.microsoft.com/office/word/2024/wordml/sdtformatlock" xmlns:w16se="http://schemas.microsoft.com/office/word/2015/wordml/symex" xmlns:wpg="http://schemas.microsoft.com/office/word/2010/wordprocessingGroup" xmlns:wpi="http://schemas.microsoft.com/office/word/2010/wordprocessingInk" xmlns:wne="http://schemas.microsoft.com/office/word/2006/wordml" xmlns:wps="http://schemas.microsoft.com/office/word/2010/wordprocessingShape" mc:Ignorable="w14 w15 w16se w16cid w16 w16cex w16sdtdh w16sdtfl w16du wp14">
+<w:document xmlns:a="http://schemas.openxmlformats.org/drawingml/2006/main" xmlns:a14="http://schemas.microsoft.com/office/drawing/2010/main" xmlns:mc="http://schemas.openxmlformats.org/markup-compatibility/2006" xmlns:pic="http://schemas.openxmlformats.org/drawingml/2006/picture" xmlns:r="http://schemas.openxmlformats.org/officeDocument/2006/relationships" xmlns:w="http://schemas.openxmlformats.org/wordprocessingml/2006/main" xmlns:w14="http://schemas.microsoft.com/office/word/2010/wordml" xmlns:wp="http://schemas.openxmlformats.org/drawingml/2006/wordprocessingDrawing" xmlns:wp14="http://schemas.microsoft.com/office/word/2010/wordprocessingDrawing" mc:Ignorable="w14 w15 w16se w16cid w16 w16cex w16sdtdh w16sdtfl w16du wp14">
   <w:body>
     <w:p>
       <w:pPr>
@@ -25,11 +25,11 @@
             <wp:effectExtent l="0" t="0" r="0" b="0"/>
             <wp:docPr id="873954107" name="Grafik 1"/>
             <wp:cNvGraphicFramePr>
-              <a:graphicFrameLocks xmlns:a="http://schemas.openxmlformats.org/drawingml/2006/main" noChangeAspect="1"/>
+              <a:graphicFrameLocks noChangeAspect="1"/>
             </wp:cNvGraphicFramePr>
-            <a:graphic xmlns:a="http://schemas.openxmlformats.org/drawingml/2006/main">
+            <a:graphic>
               <a:graphicData uri="http://schemas.openxmlformats.org/drawingml/2006/picture">
-                <pic:pic xmlns:pic="http://schemas.openxmlformats.org/drawingml/2006/picture">
+                <pic:pic>
                   <pic:nvPicPr>
                     <pic:cNvPr id="873954107" name="Grafik 873954107"/>
                     <pic:cNvPicPr/>
@@ -38,7 +38,7 @@
                     <a:blip r:embed="rId5" cstate="print">
                       <a:extLst>
                         <a:ext uri="{28A0092B-C50C-407E-A947-70E740481C1C}">
-                          <a14:useLocalDpi xmlns:a14="http://schemas.microsoft.com/office/drawing/2010/main" val="0"/>
+                          <a14:useLocalDpi val="0"/>
                         </a:ext>
                       </a:extLst>
                     </a:blip>
@@ -518,10 +518,10 @@
         <w:t>nach 2 Wochen: Belastungssteigerung</w:t>
       </w:r>
       <w:r>
-        <w:t xml:space="preserve"> bis maximal 10kg, </w:t>
-      </w:r>
-      <w:r>
-        <w:t>Laufen und Schwimmen sind möglich</w:t>
+        <w:t xml:space="preserve"> bis maximal 10kg</w:t>
+      </w:r>
+      <w:r>
+        <w:t/>
       </w:r>
     </w:p>
     <w:p>
@@ -537,7 +537,7 @@
         <w:t>nach ca. 4 Wochen: zunehmend volle Belastbarkeit ohne Einschränkung</w:t>
       </w:r>
       <w:r>
-        <w:t xml:space="preserve">, </w:t>
+        <w:t xml:space="preserve">, Laufen, Schwimmen (erst bei vollständig verheilter Wunde), </w:t>
       </w:r>
       <w:r>
         <w:t>Radfahren, Fitness mit leichter Gewichtsbelastung ist erlaubt</w:t>
